--- a/DBTAssignment6.docx
+++ b/DBTAssignment6.docx
@@ -10,28 +10,7 @@
         <w:rPr>
           <w:rtl w:val="0"/>
         </w:rPr>
-        <w:t xml:space="preserve">Note: To solve below queries, use “sales” database. </w:t>
-      </w:r>
-    </w:p>
-    <w:p>
-      <w:pPr>
-        <w:rPr/>
-      </w:pPr>
-      <w:r>
-        <w:rPr>
-          <w:rtl w:val="0"/>
-        </w:rPr>
-      </w:r>
-    </w:p>
-    <w:p>
-      <w:pPr>
-        <w:rPr/>
-      </w:pPr>
-      <w:r>
-        <w:rPr>
-          <w:rtl w:val="0"/>
-        </w:rPr>
-        <w:t xml:space="preserve">1. Write a query that lists each order number followed by the name of the customer who made the order. </w:t>
+        <w:t xml:space="preserve">1. Write a query that counts the number of salespeople registering orders for each day. (If a salesperson has more than one order on a given day, he or she should be counted only once) .</w:t>
       </w:r>
     </w:p>
     <w:p>
@@ -42,14 +21,14 @@
         <w:rPr/>
         <w:drawing>
           <wp:inline distB="114300" distT="114300" distL="114300" distR="114300">
-            <wp:extent cx="5731200" cy="1854200"/>
+            <wp:extent cx="5731200" cy="1117600"/>
             <wp:effectExtent b="0" l="0" r="0" t="0"/>
-            <wp:docPr id="1" name="image4.png"/>
+            <wp:docPr id="7" name="image1.png"/>
             <a:graphic>
               <a:graphicData uri="http://schemas.openxmlformats.org/drawingml/2006/picture">
                 <pic:pic>
                   <pic:nvPicPr>
-                    <pic:cNvPr id="0" name="image4.png"/>
+                    <pic:cNvPr id="0" name="image1.png"/>
                     <pic:cNvPicPr preferRelativeResize="0"/>
                   </pic:nvPicPr>
                   <pic:blipFill>
@@ -62,7 +41,7 @@
                   <pic:spPr>
                     <a:xfrm>
                       <a:off x="0" y="0"/>
-                      <a:ext cx="5731200" cy="1854200"/>
+                      <a:ext cx="5731200" cy="1117600"/>
                     </a:xfrm>
                     <a:prstGeom prst="rect"/>
                     <a:ln/>
@@ -77,37 +56,28 @@
         <w:rPr>
           <w:rtl w:val="0"/>
         </w:rPr>
-      </w:r>
-    </w:p>
-    <w:p>
-      <w:pPr>
-        <w:rPr/>
-      </w:pPr>
-      <w:r>
-        <w:rPr>
-          <w:rtl w:val="0"/>
-        </w:rPr>
-      </w:r>
-    </w:p>
-    <w:p>
-      <w:pPr>
-        <w:rPr/>
-      </w:pPr>
-      <w:r>
-        <w:rPr>
-          <w:rtl w:val="0"/>
-        </w:rPr>
-      </w:r>
-    </w:p>
-    <w:p>
-      <w:pPr>
-        <w:rPr/>
-      </w:pPr>
-      <w:r>
-        <w:rPr>
-          <w:rtl w:val="0"/>
-        </w:rPr>
-        <w:t xml:space="preserve">2. Write a query that gives the names of both the salesperson and the customer for each order along with the order number. </w:t>
+        <w:t xml:space="preserve"> </w:t>
+      </w:r>
+    </w:p>
+    <w:p>
+      <w:pPr>
+        <w:rPr/>
+      </w:pPr>
+      <w:r>
+        <w:rPr>
+          <w:rtl w:val="0"/>
+        </w:rPr>
+      </w:r>
+    </w:p>
+    <w:p>
+      <w:pPr>
+        <w:rPr/>
+      </w:pPr>
+      <w:r>
+        <w:rPr>
+          <w:rtl w:val="0"/>
+        </w:rPr>
+        <w:t xml:space="preserve">2. Write a query on the Customers table that will find the highest rating in each city. Put the output in this form: For the city (city), the highest rating is: (rating). </w:t>
       </w:r>
     </w:p>
     <w:p>
@@ -118,14 +88,14 @@
         <w:rPr/>
         <w:drawing>
           <wp:inline distB="114300" distT="114300" distL="114300" distR="114300">
-            <wp:extent cx="5731200" cy="1130300"/>
+            <wp:extent cx="5731200" cy="812800"/>
             <wp:effectExtent b="0" l="0" r="0" t="0"/>
-            <wp:docPr id="4" name="image3.png"/>
+            <wp:docPr id="3" name="image5.png"/>
             <a:graphic>
               <a:graphicData uri="http://schemas.openxmlformats.org/drawingml/2006/picture">
                 <pic:pic>
                   <pic:nvPicPr>
-                    <pic:cNvPr id="0" name="image3.png"/>
+                    <pic:cNvPr id="0" name="image5.png"/>
                     <pic:cNvPicPr preferRelativeResize="0"/>
                   </pic:nvPicPr>
                   <pic:blipFill>
@@ -138,7 +108,7 @@
                   <pic:spPr>
                     <a:xfrm>
                       <a:off x="0" y="0"/>
-                      <a:ext cx="5731200" cy="1130300"/>
+                      <a:ext cx="5731200" cy="812800"/>
                     </a:xfrm>
                     <a:prstGeom prst="rect"/>
                     <a:ln/>
@@ -173,17 +143,7 @@
         <w:rPr>
           <w:rtl w:val="0"/>
         </w:rPr>
-      </w:r>
-    </w:p>
-    <w:p>
-      <w:pPr>
-        <w:rPr/>
-      </w:pPr>
-      <w:r>
-        <w:rPr>
-          <w:rtl w:val="0"/>
-        </w:rPr>
-        <w:t xml:space="preserve">3. Write a query that produces all customers serviced by salespeople with a commission above 12%. Display the customer’s name, the salesperson’s name, and the salesperson’s rate of commission. </w:t>
+        <w:t xml:space="preserve">3 Write an SQL query to calculate the total order amount for each day and display the results in descending order of total orders.</w:t>
       </w:r>
     </w:p>
     <w:p>
@@ -194,14 +154,14 @@
         <w:rPr/>
         <w:drawing>
           <wp:inline distB="114300" distT="114300" distL="114300" distR="114300">
-            <wp:extent cx="5731200" cy="1028700"/>
+            <wp:extent cx="5731200" cy="952500"/>
             <wp:effectExtent b="0" l="0" r="0" t="0"/>
-            <wp:docPr id="3" name="image5.png"/>
+            <wp:docPr id="2" name="image6.png"/>
             <a:graphic>
               <a:graphicData uri="http://schemas.openxmlformats.org/drawingml/2006/picture">
                 <pic:pic>
                   <pic:nvPicPr>
-                    <pic:cNvPr id="0" name="image5.png"/>
+                    <pic:cNvPr id="0" name="image6.png"/>
                     <pic:cNvPicPr preferRelativeResize="0"/>
                   </pic:nvPicPr>
                   <pic:blipFill>
@@ -214,7 +174,7 @@
                   <pic:spPr>
                     <a:xfrm>
                       <a:off x="0" y="0"/>
-                      <a:ext cx="5731200" cy="1028700"/>
+                      <a:ext cx="5731200" cy="952500"/>
                     </a:xfrm>
                     <a:prstGeom prst="rect"/>
                     <a:ln/>
@@ -239,27 +199,19 @@
         <w:rPr>
           <w:rtl w:val="0"/>
         </w:rPr>
-      </w:r>
-    </w:p>
-    <w:p>
-      <w:pPr>
-        <w:rPr/>
-      </w:pPr>
-      <w:r>
-        <w:rPr>
-          <w:rtl w:val="0"/>
-        </w:rPr>
-      </w:r>
-    </w:p>
-    <w:p>
-      <w:pPr>
-        <w:rPr/>
-      </w:pPr>
-      <w:r>
-        <w:rPr>
-          <w:rtl w:val="0"/>
-        </w:rPr>
-        <w:t xml:space="preserve">4. Write a query that calculates the commission earned by each salesperson for orders placed by customers with a rating above 100. .</w:t>
+        <w:t xml:space="preserve"> </w:t>
+      </w:r>
+    </w:p>
+    <w:p>
+      <w:pPr>
+        <w:rPr/>
+      </w:pPr>
+      <w:r>
+        <w:rPr>
+          <w:rFonts w:ascii="Arial Unicode MS" w:cs="Arial Unicode MS" w:eastAsia="Arial Unicode MS" w:hAnsi="Arial Unicode MS"/>
+          <w:rtl w:val="0"/>
+        </w:rPr>
+        <w:t xml:space="preserve">4. Write a query that selects the total amount in orders for each salesperson for whom this total is greater than the average amount of the order in the table. (Note Use the average amount value directly →2565.84) </w:t>
       </w:r>
     </w:p>
     <w:p>
@@ -270,14 +222,14 @@
         <w:rPr/>
         <w:drawing>
           <wp:inline distB="114300" distT="114300" distL="114300" distR="114300">
-            <wp:extent cx="5731200" cy="965200"/>
+            <wp:extent cx="5731200" cy="1041400"/>
             <wp:effectExtent b="0" l="0" r="0" t="0"/>
-            <wp:docPr id="5" name="image2.png"/>
+            <wp:docPr id="6" name="image4.png"/>
             <a:graphic>
               <a:graphicData uri="http://schemas.openxmlformats.org/drawingml/2006/picture">
                 <pic:pic>
                   <pic:nvPicPr>
-                    <pic:cNvPr id="0" name="image2.png"/>
+                    <pic:cNvPr id="0" name="image4.png"/>
                     <pic:cNvPicPr preferRelativeResize="0"/>
                   </pic:nvPicPr>
                   <pic:blipFill>
@@ -290,7 +242,7 @@
                   <pic:spPr>
                     <a:xfrm>
                       <a:off x="0" y="0"/>
-                      <a:ext cx="5731200" cy="965200"/>
+                      <a:ext cx="5731200" cy="1041400"/>
                     </a:xfrm>
                     <a:prstGeom prst="rect"/>
                     <a:ln/>
@@ -325,27 +277,7 @@
         <w:rPr>
           <w:rtl w:val="0"/>
         </w:rPr>
-      </w:r>
-    </w:p>
-    <w:p>
-      <w:pPr>
-        <w:rPr/>
-      </w:pPr>
-      <w:r>
-        <w:rPr>
-          <w:rtl w:val="0"/>
-        </w:rPr>
-        <w:t xml:space="preserve">5. Write a query that produces all pairs of salespeople who are living in the same city. Exclude combinations of salespeople with themselves as well as duplicate rows with the order reversed .</w:t>
-      </w:r>
-    </w:p>
-    <w:p>
-      <w:pPr>
-        <w:rPr/>
-      </w:pPr>
-      <w:r>
-        <w:rPr>
-          <w:rtl w:val="0"/>
-        </w:rPr>
+        <w:t xml:space="preserve">5. Write a query that selects the highest rating in each city. </w:t>
       </w:r>
     </w:p>
     <w:p>
@@ -356,14 +288,14 @@
         <w:rPr/>
         <w:drawing>
           <wp:inline distB="114300" distT="114300" distL="114300" distR="114300">
-            <wp:extent cx="5731200" cy="1422400"/>
+            <wp:extent cx="5731200" cy="1460500"/>
             <wp:effectExtent b="0" l="0" r="0" t="0"/>
-            <wp:docPr id="2" name="image1.png"/>
+            <wp:docPr id="4" name="image3.png"/>
             <a:graphic>
               <a:graphicData uri="http://schemas.openxmlformats.org/drawingml/2006/picture">
                 <pic:pic>
                   <pic:nvPicPr>
-                    <pic:cNvPr id="0" name="image1.png"/>
+                    <pic:cNvPr id="0" name="image3.png"/>
                     <pic:cNvPicPr preferRelativeResize="0"/>
                   </pic:nvPicPr>
                   <pic:blipFill>
@@ -376,7 +308,7 @@
                   <pic:spPr>
                     <a:xfrm>
                       <a:off x="0" y="0"/>
-                      <a:ext cx="5731200" cy="1422400"/>
+                      <a:ext cx="5731200" cy="1460500"/>
                     </a:xfrm>
                     <a:prstGeom prst="rect"/>
                     <a:ln/>
@@ -411,23 +343,114 @@
         <w:rPr>
           <w:rtl w:val="0"/>
         </w:rPr>
-        <w:t xml:space="preserve"> </w:t>
-      </w:r>
-    </w:p>
-    <w:p>
-      <w:pPr>
-        <w:rPr/>
-      </w:pPr>
-      <w:r>
-        <w:rPr>
-          <w:rtl w:val="0"/>
-        </w:rPr>
-      </w:r>
-    </w:p>
-    <w:p>
-      <w:pPr>
-        <w:rPr/>
-      </w:pPr>
+        <w:t xml:space="preserve">6. Retrieve the maximum order amount for each salesperson from the orders table, including only those orders whose value exceeds Rs. 3000. </w:t>
+      </w:r>
+    </w:p>
+    <w:p>
+      <w:pPr>
+        <w:rPr/>
+      </w:pPr>
+      <w:r>
+        <w:rPr/>
+        <w:drawing>
+          <wp:inline distB="114300" distT="114300" distL="114300" distR="114300">
+            <wp:extent cx="5731200" cy="1092200"/>
+            <wp:effectExtent b="0" l="0" r="0" t="0"/>
+            <wp:docPr id="5" name="image7.png"/>
+            <a:graphic>
+              <a:graphicData uri="http://schemas.openxmlformats.org/drawingml/2006/picture">
+                <pic:pic>
+                  <pic:nvPicPr>
+                    <pic:cNvPr id="0" name="image7.png"/>
+                    <pic:cNvPicPr preferRelativeResize="0"/>
+                  </pic:nvPicPr>
+                  <pic:blipFill>
+                    <a:blip r:embed="rId11"/>
+                    <a:srcRect b="0" l="0" r="0" t="0"/>
+                    <a:stretch>
+                      <a:fillRect/>
+                    </a:stretch>
+                  </pic:blipFill>
+                  <pic:spPr>
+                    <a:xfrm>
+                      <a:off x="0" y="0"/>
+                      <a:ext cx="5731200" cy="1092200"/>
+                    </a:xfrm>
+                    <a:prstGeom prst="rect"/>
+                    <a:ln/>
+                  </pic:spPr>
+                </pic:pic>
+              </a:graphicData>
+            </a:graphic>
+          </wp:inline>
+        </w:drawing>
+      </w:r>
+      <w:r>
+        <w:rPr>
+          <w:rtl w:val="0"/>
+        </w:rPr>
+      </w:r>
+    </w:p>
+    <w:p>
+      <w:pPr>
+        <w:rPr/>
+      </w:pPr>
+      <w:r>
+        <w:rPr>
+          <w:rtl w:val="0"/>
+        </w:rPr>
+      </w:r>
+    </w:p>
+    <w:p>
+      <w:pPr>
+        <w:rPr/>
+      </w:pPr>
+      <w:r>
+        <w:rPr>
+          <w:rtl w:val="0"/>
+        </w:rPr>
+        <w:t xml:space="preserve">7. Write an SQL query to find the smallest order placed by every customer.</w:t>
+      </w:r>
+    </w:p>
+    <w:p>
+      <w:pPr>
+        <w:rPr/>
+      </w:pPr>
+      <w:r>
+        <w:rPr/>
+        <w:drawing>
+          <wp:inline distB="114300" distT="114300" distL="114300" distR="114300">
+            <wp:extent cx="5731200" cy="2082800"/>
+            <wp:effectExtent b="0" l="0" r="0" t="0"/>
+            <wp:docPr id="1" name="image2.png"/>
+            <a:graphic>
+              <a:graphicData uri="http://schemas.openxmlformats.org/drawingml/2006/picture">
+                <pic:pic>
+                  <pic:nvPicPr>
+                    <pic:cNvPr id="0" name="image2.png"/>
+                    <pic:cNvPicPr preferRelativeResize="0"/>
+                  </pic:nvPicPr>
+                  <pic:blipFill>
+                    <a:blip r:embed="rId12"/>
+                    <a:srcRect b="0" l="0" r="0" t="0"/>
+                    <a:stretch>
+                      <a:fillRect/>
+                    </a:stretch>
+                  </pic:blipFill>
+                  <pic:spPr>
+                    <a:xfrm>
+                      <a:off x="0" y="0"/>
+                      <a:ext cx="5731200" cy="2082800"/>
+                    </a:xfrm>
+                    <a:prstGeom prst="rect"/>
+                    <a:ln/>
+                  </pic:spPr>
+                </pic:pic>
+              </a:graphicData>
+            </a:graphic>
+          </wp:inline>
+        </w:drawing>
+      </w:r>
       <w:r>
         <w:rPr>
           <w:rtl w:val="0"/>
